--- a/docs/manual/Market Twin User Manual (EN).docx
+++ b/docs/manual/Market Twin User Manual (EN).docx
@@ -11,16 +11,16 @@
           <w:noProof/>
         </w:rPr>
         <w:drawing>
-          <wp:inline distT="0" distB="0" distL="0" distR="0" wp14:anchorId="4429AA73" wp14:editId="2A43964C">
+          <wp:inline distT="0" distB="0" distL="0" distR="0" wp14:anchorId="2214D122" wp14:editId="75DC22E5">
             <wp:extent cx="1397000" cy="1397000"/>
             <wp:effectExtent l="0" t="0" r="0" b="0"/>
-            <wp:docPr id="785907807" name="그림 1"/>
+            <wp:docPr id="901608030" name="그림 1"/>
             <wp:cNvGraphicFramePr/>
             <a:graphic xmlns:a="http://schemas.openxmlformats.org/drawingml/2006/main">
               <a:graphicData uri="http://schemas.openxmlformats.org/drawingml/2006/picture">
                 <pic:pic xmlns:pic="http://schemas.openxmlformats.org/drawingml/2006/picture">
                   <pic:nvPicPr>
-                    <pic:cNvPr id="785907807" name=""/>
+                    <pic:cNvPr id="901608030" name=""/>
                     <pic:cNvPicPr/>
                   </pic:nvPicPr>
                   <pic:blipFill>
@@ -146,7 +146,7 @@
         <w:rPr>
           <w:noProof/>
         </w:rPr>
-        <w:instrText xml:space="preserve"> PAGEREF _Toc232726356 \h </w:instrText>
+        <w:instrText xml:space="preserve"> PAGEREF _Toc232782500 \h </w:instrText>
       </w:r>
       <w:r>
         <w:rPr>
@@ -208,7 +208,7 @@
         <w:rPr>
           <w:noProof/>
         </w:rPr>
-        <w:instrText xml:space="preserve"> PAGEREF _Toc232726357 \h </w:instrText>
+        <w:instrText xml:space="preserve"> PAGEREF _Toc232782501 \h </w:instrText>
       </w:r>
       <w:r>
         <w:rPr>
@@ -271,7 +271,7 @@
         <w:rPr>
           <w:noProof/>
         </w:rPr>
-        <w:instrText xml:space="preserve"> PAGEREF _Toc232726358 \h </w:instrText>
+        <w:instrText xml:space="preserve"> PAGEREF _Toc232782502 \h </w:instrText>
       </w:r>
       <w:r>
         <w:rPr>
@@ -334,7 +334,7 @@
         <w:rPr>
           <w:noProof/>
         </w:rPr>
-        <w:instrText xml:space="preserve"> PAGEREF _Toc232726359 \h </w:instrText>
+        <w:instrText xml:space="preserve"> PAGEREF _Toc232782503 \h </w:instrText>
       </w:r>
       <w:r>
         <w:rPr>
@@ -397,7 +397,7 @@
         <w:rPr>
           <w:noProof/>
         </w:rPr>
-        <w:instrText xml:space="preserve"> PAGEREF _Toc232726360 \h </w:instrText>
+        <w:instrText xml:space="preserve"> PAGEREF _Toc232782504 \h </w:instrText>
       </w:r>
       <w:r>
         <w:rPr>
@@ -460,7 +460,7 @@
         <w:rPr>
           <w:noProof/>
         </w:rPr>
-        <w:instrText xml:space="preserve"> PAGEREF _Toc232726361 \h </w:instrText>
+        <w:instrText xml:space="preserve"> PAGEREF _Toc232782505 \h </w:instrText>
       </w:r>
       <w:r>
         <w:rPr>
@@ -522,7 +522,7 @@
         <w:rPr>
           <w:noProof/>
         </w:rPr>
-        <w:instrText xml:space="preserve"> PAGEREF _Toc232726362 \h </w:instrText>
+        <w:instrText xml:space="preserve"> PAGEREF _Toc232782506 \h </w:instrText>
       </w:r>
       <w:r>
         <w:rPr>
@@ -585,7 +585,7 @@
         <w:rPr>
           <w:noProof/>
         </w:rPr>
-        <w:instrText xml:space="preserve"> PAGEREF _Toc232726363 \h </w:instrText>
+        <w:instrText xml:space="preserve"> PAGEREF _Toc232782507 \h </w:instrText>
       </w:r>
       <w:r>
         <w:rPr>
@@ -648,7 +648,7 @@
         <w:rPr>
           <w:noProof/>
         </w:rPr>
-        <w:instrText xml:space="preserve"> PAGEREF _Toc232726364 \h </w:instrText>
+        <w:instrText xml:space="preserve"> PAGEREF _Toc232782508 \h </w:instrText>
       </w:r>
       <w:r>
         <w:rPr>
@@ -711,7 +711,7 @@
         <w:rPr>
           <w:noProof/>
         </w:rPr>
-        <w:instrText xml:space="preserve"> PAGEREF _Toc232726365 \h </w:instrText>
+        <w:instrText xml:space="preserve"> PAGEREF _Toc232782509 \h </w:instrText>
       </w:r>
       <w:r>
         <w:rPr>
@@ -773,7 +773,7 @@
         <w:rPr>
           <w:noProof/>
         </w:rPr>
-        <w:instrText xml:space="preserve"> PAGEREF _Toc232726366 \h </w:instrText>
+        <w:instrText xml:space="preserve"> PAGEREF _Toc232782510 \h </w:instrText>
       </w:r>
       <w:r>
         <w:rPr>
@@ -836,7 +836,7 @@
         <w:rPr>
           <w:noProof/>
         </w:rPr>
-        <w:instrText xml:space="preserve"> PAGEREF _Toc232726367 \h </w:instrText>
+        <w:instrText xml:space="preserve"> PAGEREF _Toc232782511 \h </w:instrText>
       </w:r>
       <w:r>
         <w:rPr>
@@ -899,7 +899,7 @@
         <w:rPr>
           <w:noProof/>
         </w:rPr>
-        <w:instrText xml:space="preserve"> PAGEREF _Toc232726368 \h </w:instrText>
+        <w:instrText xml:space="preserve"> PAGEREF _Toc232782512 \h </w:instrText>
       </w:r>
       <w:r>
         <w:rPr>
@@ -962,7 +962,7 @@
         <w:rPr>
           <w:noProof/>
         </w:rPr>
-        <w:instrText xml:space="preserve"> PAGEREF _Toc232726369 \h </w:instrText>
+        <w:instrText xml:space="preserve"> PAGEREF _Toc232782513 \h </w:instrText>
       </w:r>
       <w:r>
         <w:rPr>
@@ -1024,7 +1024,7 @@
         <w:rPr>
           <w:noProof/>
         </w:rPr>
-        <w:instrText xml:space="preserve"> PAGEREF _Toc232726370 \h </w:instrText>
+        <w:instrText xml:space="preserve"> PAGEREF _Toc232782514 \h </w:instrText>
       </w:r>
       <w:r>
         <w:rPr>
@@ -1094,7 +1094,7 @@
         <w:rPr>
           <w:noProof/>
         </w:rPr>
-        <w:instrText xml:space="preserve"> PAGEREF _Toc232726371 \h </w:instrText>
+        <w:instrText xml:space="preserve"> PAGEREF _Toc232782515 \h </w:instrText>
       </w:r>
       <w:r>
         <w:rPr>
@@ -1157,7 +1157,7 @@
         <w:rPr>
           <w:noProof/>
         </w:rPr>
-        <w:instrText xml:space="preserve"> PAGEREF _Toc232726372 \h </w:instrText>
+        <w:instrText xml:space="preserve"> PAGEREF _Toc232782516 \h </w:instrText>
       </w:r>
       <w:r>
         <w:rPr>
@@ -1220,7 +1220,7 @@
         <w:rPr>
           <w:noProof/>
         </w:rPr>
-        <w:instrText xml:space="preserve"> PAGEREF _Toc232726373 \h </w:instrText>
+        <w:instrText xml:space="preserve"> PAGEREF _Toc232782517 \h </w:instrText>
       </w:r>
       <w:r>
         <w:rPr>
@@ -1283,7 +1283,7 @@
         <w:rPr>
           <w:noProof/>
         </w:rPr>
-        <w:instrText xml:space="preserve"> PAGEREF _Toc232726374 \h </w:instrText>
+        <w:instrText xml:space="preserve"> PAGEREF _Toc232782518 \h </w:instrText>
       </w:r>
       <w:r>
         <w:rPr>
@@ -1346,7 +1346,7 @@
         <w:rPr>
           <w:noProof/>
         </w:rPr>
-        <w:instrText xml:space="preserve"> PAGEREF _Toc232726375 \h </w:instrText>
+        <w:instrText xml:space="preserve"> PAGEREF _Toc232782519 \h </w:instrText>
       </w:r>
       <w:r>
         <w:rPr>
@@ -1409,7 +1409,7 @@
         <w:rPr>
           <w:noProof/>
         </w:rPr>
-        <w:instrText xml:space="preserve"> PAGEREF _Toc232726376 \h </w:instrText>
+        <w:instrText xml:space="preserve"> PAGEREF _Toc232782520 \h </w:instrText>
       </w:r>
       <w:r>
         <w:rPr>
@@ -1471,7 +1471,7 @@
         <w:rPr>
           <w:noProof/>
         </w:rPr>
-        <w:instrText xml:space="preserve"> PAGEREF _Toc232726377 \h </w:instrText>
+        <w:instrText xml:space="preserve"> PAGEREF _Toc232782521 \h </w:instrText>
       </w:r>
       <w:r>
         <w:rPr>
@@ -1533,7 +1533,7 @@
         <w:rPr>
           <w:noProof/>
         </w:rPr>
-        <w:instrText xml:space="preserve"> PAGEREF _Toc232726378 \h </w:instrText>
+        <w:instrText xml:space="preserve"> PAGEREF _Toc232782522 \h </w:instrText>
       </w:r>
       <w:r>
         <w:rPr>
@@ -1596,7 +1596,7 @@
         <w:rPr>
           <w:noProof/>
         </w:rPr>
-        <w:instrText xml:space="preserve"> PAGEREF _Toc232726379 \h </w:instrText>
+        <w:instrText xml:space="preserve"> PAGEREF _Toc232782523 \h </w:instrText>
       </w:r>
       <w:r>
         <w:rPr>
@@ -1659,7 +1659,7 @@
         <w:rPr>
           <w:noProof/>
         </w:rPr>
-        <w:instrText xml:space="preserve"> PAGEREF _Toc232726380 \h </w:instrText>
+        <w:instrText xml:space="preserve"> PAGEREF _Toc232782524 \h </w:instrText>
       </w:r>
       <w:r>
         <w:rPr>
@@ -1722,7 +1722,7 @@
         <w:rPr>
           <w:noProof/>
         </w:rPr>
-        <w:instrText xml:space="preserve"> PAGEREF _Toc232726381 \h </w:instrText>
+        <w:instrText xml:space="preserve"> PAGEREF _Toc232782525 \h </w:instrText>
       </w:r>
       <w:r>
         <w:rPr>
@@ -1785,7 +1785,7 @@
         <w:rPr>
           <w:noProof/>
         </w:rPr>
-        <w:instrText xml:space="preserve"> PAGEREF _Toc232726382 \h </w:instrText>
+        <w:instrText xml:space="preserve"> PAGEREF _Toc232782526 \h </w:instrText>
       </w:r>
       <w:r>
         <w:rPr>
@@ -1848,7 +1848,7 @@
         <w:rPr>
           <w:noProof/>
         </w:rPr>
-        <w:instrText xml:space="preserve"> PAGEREF _Toc232726383 \h </w:instrText>
+        <w:instrText xml:space="preserve"> PAGEREF _Toc232782527 \h </w:instrText>
       </w:r>
       <w:r>
         <w:rPr>
@@ -1911,7 +1911,7 @@
         <w:rPr>
           <w:noProof/>
         </w:rPr>
-        <w:instrText xml:space="preserve"> PAGEREF _Toc232726384 \h </w:instrText>
+        <w:instrText xml:space="preserve"> PAGEREF _Toc232782528 \h </w:instrText>
       </w:r>
       <w:r>
         <w:rPr>
@@ -1974,7 +1974,7 @@
         <w:rPr>
           <w:noProof/>
         </w:rPr>
-        <w:instrText xml:space="preserve"> PAGEREF _Toc232726385 \h </w:instrText>
+        <w:instrText xml:space="preserve"> PAGEREF _Toc232782529 \h </w:instrText>
       </w:r>
       <w:r>
         <w:rPr>
@@ -2036,7 +2036,7 @@
         <w:rPr>
           <w:noProof/>
         </w:rPr>
-        <w:instrText xml:space="preserve"> PAGEREF _Toc232726386 \h </w:instrText>
+        <w:instrText xml:space="preserve"> PAGEREF _Toc232782530 \h </w:instrText>
       </w:r>
       <w:r>
         <w:rPr>
@@ -2098,7 +2098,7 @@
         <w:rPr>
           <w:noProof/>
         </w:rPr>
-        <w:instrText xml:space="preserve"> PAGEREF _Toc232726387 \h </w:instrText>
+        <w:instrText xml:space="preserve"> PAGEREF _Toc232782531 \h </w:instrText>
       </w:r>
       <w:r>
         <w:rPr>
@@ -2160,7 +2160,7 @@
         <w:rPr>
           <w:noProof/>
         </w:rPr>
-        <w:instrText xml:space="preserve"> PAGEREF _Toc232726388 \h </w:instrText>
+        <w:instrText xml:space="preserve"> PAGEREF _Toc232782532 \h </w:instrText>
       </w:r>
       <w:r>
         <w:rPr>
@@ -2222,7 +2222,7 @@
         <w:rPr>
           <w:noProof/>
         </w:rPr>
-        <w:instrText xml:space="preserve"> PAGEREF _Toc232726389 \h </w:instrText>
+        <w:instrText xml:space="preserve"> PAGEREF _Toc232782533 \h </w:instrText>
       </w:r>
       <w:r>
         <w:rPr>
@@ -2284,7 +2284,7 @@
         <w:rPr>
           <w:noProof/>
         </w:rPr>
-        <w:instrText xml:space="preserve"> PAGEREF _Toc232726390 \h </w:instrText>
+        <w:instrText xml:space="preserve"> PAGEREF _Toc232782534 \h </w:instrText>
       </w:r>
       <w:r>
         <w:rPr>
@@ -2346,7 +2346,7 @@
         <w:rPr>
           <w:noProof/>
         </w:rPr>
-        <w:instrText xml:space="preserve"> PAGEREF _Toc232726391 \h </w:instrText>
+        <w:instrText xml:space="preserve"> PAGEREF _Toc232782535 \h </w:instrText>
       </w:r>
       <w:r>
         <w:rPr>
@@ -2408,7 +2408,7 @@
         <w:rPr>
           <w:noProof/>
         </w:rPr>
-        <w:instrText xml:space="preserve"> PAGEREF _Toc232726392 \h </w:instrText>
+        <w:instrText xml:space="preserve"> PAGEREF _Toc232782536 \h </w:instrText>
       </w:r>
       <w:r>
         <w:rPr>
@@ -2441,7 +2441,7 @@
       <w:r>
         <w:fldChar w:fldCharType="end"/>
       </w:r>
-      <w:bookmarkStart w:id="1" w:name="_Toc232726356"/>
+      <w:bookmarkStart w:id="1" w:name="_Toc232782500"/>
       <w:r>
         <w:t>Document Information</w:t>
       </w:r>
@@ -2815,7 +2815,7 @@
         <w:pStyle w:val="1"/>
       </w:pPr>
       <w:bookmarkStart w:id="2" w:name="introduction"/>
-      <w:bookmarkStart w:id="3" w:name="_Toc232726357"/>
+      <w:bookmarkStart w:id="3" w:name="_Toc232782501"/>
       <w:bookmarkEnd w:id="0"/>
       <w:r>
         <w:t>1. Introduction</w:t>
@@ -2827,7 +2827,7 @@
         <w:pStyle w:val="2"/>
       </w:pPr>
       <w:bookmarkStart w:id="4" w:name="overview"/>
-      <w:bookmarkStart w:id="5" w:name="_Toc232726358"/>
+      <w:bookmarkStart w:id="5" w:name="_Toc232782502"/>
       <w:r>
         <w:t>1.1 Overview</w:t>
       </w:r>
@@ -2870,7 +2870,7 @@
           <w:b/>
           <w:bCs/>
         </w:rPr>
-        <w:t>in just a few minutes</w:t>
+        <w:t>in just 5-6 minutes</w:t>
       </w:r>
       <w:r>
         <w:t>:</w:t>
@@ -2929,7 +2929,7 @@
         <w:pStyle w:val="2"/>
       </w:pPr>
       <w:bookmarkStart w:id="6" w:name="core-value"/>
-      <w:bookmarkStart w:id="7" w:name="_Toc232726359"/>
+      <w:bookmarkStart w:id="7" w:name="_Toc232782503"/>
       <w:bookmarkEnd w:id="4"/>
       <w:r>
         <w:t>1.2 Core Value</w:t>
@@ -3097,7 +3097,7 @@
         <w:pStyle w:val="2"/>
       </w:pPr>
       <w:bookmarkStart w:id="8" w:name="who-its-for"/>
-      <w:bookmarkStart w:id="9" w:name="_Toc232726360"/>
+      <w:bookmarkStart w:id="9" w:name="_Toc232782504"/>
       <w:bookmarkEnd w:id="6"/>
       <w:r>
         <w:lastRenderedPageBreak/>
@@ -3128,7 +3128,7 @@
         <w:pStyle w:val="2"/>
       </w:pPr>
       <w:bookmarkStart w:id="10" w:name="requirements"/>
-      <w:bookmarkStart w:id="11" w:name="_Toc232726361"/>
+      <w:bookmarkStart w:id="11" w:name="_Toc232782505"/>
       <w:bookmarkEnd w:id="8"/>
       <w:r>
         <w:t>1.4 Requirements</w:t>
@@ -3203,7 +3203,7 @@
         <w:pStyle w:val="1"/>
       </w:pPr>
       <w:bookmarkStart w:id="12" w:name="getting-started"/>
-      <w:bookmarkStart w:id="13" w:name="_Toc232726362"/>
+      <w:bookmarkStart w:id="13" w:name="_Toc232782506"/>
       <w:bookmarkEnd w:id="2"/>
       <w:bookmarkEnd w:id="10"/>
       <w:r>
@@ -3216,7 +3216,7 @@
         <w:pStyle w:val="2"/>
       </w:pPr>
       <w:bookmarkStart w:id="14" w:name="access-sign-up"/>
-      <w:bookmarkStart w:id="15" w:name="_Toc232726363"/>
+      <w:bookmarkStart w:id="15" w:name="_Toc232782507"/>
       <w:r>
         <w:t>2.1 Access &amp; Sign-up</w:t>
       </w:r>
@@ -3316,7 +3316,7 @@
           <w:noProof/>
         </w:rPr>
         <w:drawing>
-          <wp:inline distT="0" distB="0" distL="0" distR="0" wp14:anchorId="7091EC06" wp14:editId="2918A0F6">
+          <wp:inline distT="0" distB="0" distL="0" distR="0" wp14:anchorId="3CD41D1D" wp14:editId="306DA4AC">
             <wp:extent cx="5334000" cy="2720402"/>
             <wp:effectExtent l="0" t="0" r="0" b="0"/>
             <wp:docPr id="16" name="Picture" descr="Login / product intro screen"/>
@@ -3371,7 +3371,7 @@
         <w:pStyle w:val="2"/>
       </w:pPr>
       <w:bookmarkStart w:id="16" w:name="email-verification"/>
-      <w:bookmarkStart w:id="17" w:name="_Toc232726364"/>
+      <w:bookmarkStart w:id="17" w:name="_Toc232782508"/>
       <w:bookmarkEnd w:id="14"/>
       <w:r>
         <w:t>2.2 Email Verification</w:t>
@@ -3491,7 +3491,7 @@
         <w:pStyle w:val="2"/>
       </w:pPr>
       <w:bookmarkStart w:id="18" w:name="login"/>
-      <w:bookmarkStart w:id="19" w:name="_Toc232726365"/>
+      <w:bookmarkStart w:id="19" w:name="_Toc232782509"/>
       <w:bookmarkEnd w:id="16"/>
       <w:r>
         <w:t>2.3 Login</w:t>
@@ -3537,7 +3537,7 @@
         <w:pStyle w:val="1"/>
       </w:pPr>
       <w:bookmarkStart w:id="20" w:name="dashboard"/>
-      <w:bookmarkStart w:id="21" w:name="_Toc232726366"/>
+      <w:bookmarkStart w:id="21" w:name="_Toc232782510"/>
       <w:bookmarkEnd w:id="12"/>
       <w:bookmarkEnd w:id="18"/>
       <w:r>
@@ -3558,7 +3558,7 @@
         <w:pStyle w:val="2"/>
       </w:pPr>
       <w:bookmarkStart w:id="22" w:name="first-sign-up-sample-demo"/>
-      <w:bookmarkStart w:id="23" w:name="_Toc232726367"/>
+      <w:bookmarkStart w:id="23" w:name="_Toc232782511"/>
       <w:r>
         <w:t>3.1 First Sign-up — Sample Demo</w:t>
       </w:r>
@@ -3601,7 +3601,7 @@
           <w:noProof/>
         </w:rPr>
         <w:drawing>
-          <wp:inline distT="0" distB="0" distL="0" distR="0" wp14:anchorId="30E3BDBB" wp14:editId="2BF289E6">
+          <wp:inline distT="0" distB="0" distL="0" distR="0" wp14:anchorId="79532ABB" wp14:editId="069B3662">
             <wp:extent cx="5334000" cy="2343862"/>
             <wp:effectExtent l="0" t="0" r="0" b="0"/>
             <wp:docPr id="23" name="Picture" descr="Dashboard — first-time user (sample demo)"/>
@@ -3656,7 +3656,7 @@
         <w:pStyle w:val="2"/>
       </w:pPr>
       <w:bookmarkStart w:id="24" w:name="metric-cards-after-running-a-simulation"/>
-      <w:bookmarkStart w:id="25" w:name="_Toc232726368"/>
+      <w:bookmarkStart w:id="25" w:name="_Toc232782512"/>
       <w:bookmarkEnd w:id="22"/>
       <w:r>
         <w:lastRenderedPageBreak/>
@@ -3837,7 +3837,7 @@
           <w:noProof/>
         </w:rPr>
         <w:drawing>
-          <wp:inline distT="0" distB="0" distL="0" distR="0" wp14:anchorId="12A103AA" wp14:editId="461652B2">
+          <wp:inline distT="0" distB="0" distL="0" distR="0" wp14:anchorId="0B81F731" wp14:editId="13F4BF03">
             <wp:extent cx="5334000" cy="2239577"/>
             <wp:effectExtent l="0" t="0" r="0" b="0"/>
             <wp:docPr id="27" name="Picture" descr="Dashboard — activity overview"/>
@@ -3892,7 +3892,7 @@
         <w:pStyle w:val="2"/>
       </w:pPr>
       <w:bookmarkStart w:id="26" w:name="starting-a-new-project"/>
-      <w:bookmarkStart w:id="27" w:name="_Toc232726369"/>
+      <w:bookmarkStart w:id="27" w:name="_Toc232782513"/>
       <w:bookmarkEnd w:id="24"/>
       <w:r>
         <w:t>3.3 Starting a New Project</w:t>
@@ -3947,7 +3947,7 @@
         </w:rPr>
         <w:lastRenderedPageBreak/>
         <w:drawing>
-          <wp:inline distT="0" distB="0" distL="0" distR="0" wp14:anchorId="616F4A82" wp14:editId="058A40E3">
+          <wp:inline distT="0" distB="0" distL="0" distR="0" wp14:anchorId="2F509003" wp14:editId="40B1863A">
             <wp:extent cx="5334000" cy="2325457"/>
             <wp:effectExtent l="0" t="0" r="0" b="0"/>
             <wp:docPr id="31" name="Picture" descr="Projects screen — + New Project"/>
@@ -4002,7 +4002,7 @@
         <w:pStyle w:val="1"/>
       </w:pPr>
       <w:bookmarkStart w:id="28" w:name="creating-a-project-6-step-wizard"/>
-      <w:bookmarkStart w:id="29" w:name="_Toc232726370"/>
+      <w:bookmarkStart w:id="29" w:name="_Toc232782514"/>
       <w:bookmarkEnd w:id="20"/>
       <w:bookmarkEnd w:id="26"/>
       <w:r>
@@ -4037,7 +4037,7 @@
           <w:noProof/>
         </w:rPr>
         <w:drawing>
-          <wp:inline distT="0" distB="0" distL="0" distR="0" wp14:anchorId="23E7E7E8" wp14:editId="12B885E7">
+          <wp:inline distT="0" distB="0" distL="0" distR="0" wp14:anchorId="75772F51" wp14:editId="785F24DE">
             <wp:extent cx="5334000" cy="3006862"/>
             <wp:effectExtent l="0" t="0" r="0" b="0"/>
             <wp:docPr id="36" name="Picture" descr="New project — start screen (template selection)"/>
@@ -4107,7 +4107,7 @@
         <w:pStyle w:val="2"/>
       </w:pPr>
       <w:bookmarkStart w:id="30" w:name="step-1-product"/>
-      <w:bookmarkStart w:id="31" w:name="_Toc232726371"/>
+      <w:bookmarkStart w:id="31" w:name="_Toc232782515"/>
       <w:r>
         <w:lastRenderedPageBreak/>
         <w:t>4.1 Step 1 — Product</w:t>
@@ -4304,7 +4304,7 @@
           <w:noProof/>
         </w:rPr>
         <w:drawing>
-          <wp:inline distT="0" distB="0" distL="0" distR="0" wp14:anchorId="4BF5A17F" wp14:editId="29414FEB">
+          <wp:inline distT="0" distB="0" distL="0" distR="0" wp14:anchorId="75164EF5" wp14:editId="73E00603">
             <wp:extent cx="5334000" cy="2725864"/>
             <wp:effectExtent l="0" t="0" r="0" b="0"/>
             <wp:docPr id="39" name="Picture" descr="Step 1 — product details"/>
@@ -4359,7 +4359,7 @@
         <w:pStyle w:val="2"/>
       </w:pPr>
       <w:bookmarkStart w:id="32" w:name="step-2-price-goal"/>
-      <w:bookmarkStart w:id="33" w:name="_Toc232726372"/>
+      <w:bookmarkStart w:id="33" w:name="_Toc232782516"/>
       <w:bookmarkEnd w:id="30"/>
       <w:r>
         <w:t>4.2 Step 2 — Price &amp; Goal</w:t>
@@ -4574,7 +4574,7 @@
           <w:noProof/>
         </w:rPr>
         <w:drawing>
-          <wp:inline distT="0" distB="0" distL="0" distR="0" wp14:anchorId="49A3A87D" wp14:editId="26838D24">
+          <wp:inline distT="0" distB="0" distL="0" distR="0" wp14:anchorId="7453886A" wp14:editId="43A536EE">
             <wp:extent cx="5334000" cy="2456247"/>
             <wp:effectExtent l="0" t="0" r="0" b="0"/>
             <wp:docPr id="43" name="Picture" descr="Step 2 — price &amp; goal"/>
@@ -4629,7 +4629,7 @@
         <w:pStyle w:val="2"/>
       </w:pPr>
       <w:bookmarkStart w:id="34" w:name="step-3-target-markets"/>
-      <w:bookmarkStart w:id="35" w:name="_Toc232726373"/>
+      <w:bookmarkStart w:id="35" w:name="_Toc232782517"/>
       <w:bookmarkEnd w:id="32"/>
       <w:r>
         <w:t>4.3 Step 3 — Target Markets</w:t>
@@ -4764,7 +4764,7 @@
         </w:rPr>
         <w:lastRenderedPageBreak/>
         <w:drawing>
-          <wp:inline distT="0" distB="0" distL="0" distR="0" wp14:anchorId="1FCA6DBB" wp14:editId="33E055A2">
+          <wp:inline distT="0" distB="0" distL="0" distR="0" wp14:anchorId="34391C02" wp14:editId="0DF44083">
             <wp:extent cx="5334000" cy="2745125"/>
             <wp:effectExtent l="0" t="0" r="0" b="0"/>
             <wp:docPr id="47" name="Picture" descr="Step 3 — target market selection"/>
@@ -4819,7 +4819,7 @@
         <w:pStyle w:val="2"/>
       </w:pPr>
       <w:bookmarkStart w:id="36" w:name="step-4-competitors-optional"/>
-      <w:bookmarkStart w:id="37" w:name="_Toc232726374"/>
+      <w:bookmarkStart w:id="37" w:name="_Toc232782518"/>
       <w:bookmarkEnd w:id="34"/>
       <w:r>
         <w:t>4.4 Step 4 — Competitors (optional)</w:t>
@@ -4944,7 +4944,7 @@
         </w:rPr>
         <w:lastRenderedPageBreak/>
         <w:drawing>
-          <wp:inline distT="0" distB="0" distL="0" distR="0" wp14:anchorId="4041F241" wp14:editId="3CF78F9D">
+          <wp:inline distT="0" distB="0" distL="0" distR="0" wp14:anchorId="6E5B9583" wp14:editId="4A83BE12">
             <wp:extent cx="5334000" cy="2629605"/>
             <wp:effectExtent l="0" t="0" r="0" b="0"/>
             <wp:docPr id="51" name="Picture" descr="Step 4 — competitors"/>
@@ -4999,7 +4999,7 @@
         <w:pStyle w:val="2"/>
       </w:pPr>
       <w:bookmarkStart w:id="38" w:name="step-5-creative-optional"/>
-      <w:bookmarkStart w:id="39" w:name="_Toc232726375"/>
+      <w:bookmarkStart w:id="39" w:name="_Toc232782519"/>
       <w:bookmarkEnd w:id="36"/>
       <w:r>
         <w:t>4.5 Step 5 — Creative (optional)</w:t>
@@ -5164,7 +5164,7 @@
         </w:rPr>
         <w:lastRenderedPageBreak/>
         <w:drawing>
-          <wp:inline distT="0" distB="0" distL="0" distR="0" wp14:anchorId="004D5860" wp14:editId="3244024A">
+          <wp:inline distT="0" distB="0" distL="0" distR="0" wp14:anchorId="3B1F9F91" wp14:editId="47394E26">
             <wp:extent cx="5334000" cy="2708077"/>
             <wp:effectExtent l="0" t="0" r="0" b="0"/>
             <wp:docPr id="55" name="Picture" descr="Step 5 — creative"/>
@@ -5219,7 +5219,7 @@
         <w:pStyle w:val="2"/>
       </w:pPr>
       <w:bookmarkStart w:id="40" w:name="step-6-review-run"/>
-      <w:bookmarkStart w:id="41" w:name="_Toc232726376"/>
+      <w:bookmarkStart w:id="41" w:name="_Toc232782520"/>
       <w:bookmarkEnd w:id="38"/>
       <w:r>
         <w:t>4.6 Step 6 — Review &amp; Run</w:t>
@@ -5249,7 +5249,7 @@
         <w:pStyle w:val="1"/>
       </w:pPr>
       <w:bookmarkStart w:id="42" w:name="running-the-simulation"/>
-      <w:bookmarkStart w:id="43" w:name="_Toc232726377"/>
+      <w:bookmarkStart w:id="43" w:name="_Toc232782521"/>
       <w:bookmarkEnd w:id="28"/>
       <w:bookmarkEnd w:id="40"/>
       <w:r>
@@ -5330,7 +5330,7 @@
         </w:numPr>
       </w:pPr>
       <w:r>
-        <w:t>Time: the sample demo takes 2–3 minutes; a real product validation usually a few minutes.</w:t>
+        <w:t>Time: the sample demo takes 2–3 minutes; a real product validation usually 5-6 minutes.</w:t>
       </w:r>
     </w:p>
     <w:p>
@@ -5343,7 +5343,7 @@
         </w:rPr>
         <w:lastRenderedPageBreak/>
         <w:drawing>
-          <wp:inline distT="0" distB="0" distL="0" distR="0" wp14:anchorId="76189930" wp14:editId="28B9B987">
+          <wp:inline distT="0" distB="0" distL="0" distR="0" wp14:anchorId="7C77E4CA" wp14:editId="1E91032F">
             <wp:extent cx="5334000" cy="2351074"/>
             <wp:effectExtent l="0" t="0" r="0" b="0"/>
             <wp:docPr id="61" name="Picture" descr="Simulation in progress / complete"/>
@@ -5398,7 +5398,7 @@
         <w:pStyle w:val="1"/>
       </w:pPr>
       <w:bookmarkStart w:id="44" w:name="reading-results"/>
-      <w:bookmarkStart w:id="45" w:name="_Toc232726378"/>
+      <w:bookmarkStart w:id="45" w:name="_Toc232782522"/>
       <w:bookmarkEnd w:id="42"/>
       <w:r>
         <w:t>6. Reading Results</w:t>
@@ -5762,7 +5762,7 @@
         <w:pStyle w:val="2"/>
       </w:pPr>
       <w:bookmarkStart w:id="46" w:name="personas-tab"/>
-      <w:bookmarkStart w:id="47" w:name="_Toc232726379"/>
+      <w:bookmarkStart w:id="47" w:name="_Toc232782523"/>
       <w:r>
         <w:lastRenderedPageBreak/>
         <w:t>6.1 Personas Tab</w:t>
@@ -5786,7 +5786,7 @@
           <w:noProof/>
         </w:rPr>
         <w:drawing>
-          <wp:inline distT="0" distB="0" distL="0" distR="0" wp14:anchorId="780F49E1" wp14:editId="7D9234C5">
+          <wp:inline distT="0" distB="0" distL="0" distR="0" wp14:anchorId="3C33E7D5" wp14:editId="2E51B457">
             <wp:extent cx="5334000" cy="2554843"/>
             <wp:effectExtent l="0" t="0" r="0" b="0"/>
             <wp:docPr id="65" name="Picture" descr="Results — persona stats &amp; distribution"/>
@@ -5873,7 +5873,7 @@
           <w:noProof/>
         </w:rPr>
         <w:drawing>
-          <wp:inline distT="0" distB="0" distL="0" distR="0" wp14:anchorId="6CFF6977" wp14:editId="1D7DFCD5">
+          <wp:inline distT="0" distB="0" distL="0" distR="0" wp14:anchorId="0F803EE8" wp14:editId="45FA00D4">
             <wp:extent cx="5334000" cy="2578450"/>
             <wp:effectExtent l="0" t="0" r="0" b="0"/>
             <wp:docPr id="68" name="Picture" descr="Results — positive/negative persona voices"/>
@@ -5928,7 +5928,7 @@
         <w:pStyle w:val="2"/>
       </w:pPr>
       <w:bookmarkStart w:id="48" w:name="market-analysis-tab"/>
-      <w:bookmarkStart w:id="49" w:name="_Toc232726380"/>
+      <w:bookmarkStart w:id="49" w:name="_Toc232782524"/>
       <w:bookmarkEnd w:id="46"/>
       <w:r>
         <w:lastRenderedPageBreak/>
@@ -5963,7 +5963,7 @@
           <w:noProof/>
         </w:rPr>
         <w:drawing>
-          <wp:inline distT="0" distB="0" distL="0" distR="0" wp14:anchorId="055941F0" wp14:editId="4C433D66">
+          <wp:inline distT="0" distB="0" distL="0" distR="0" wp14:anchorId="22FEA7D9" wp14:editId="1E79F9B7">
             <wp:extent cx="5334000" cy="2587519"/>
             <wp:effectExtent l="0" t="0" r="0" b="0"/>
             <wp:docPr id="72" name="Picture" descr="Results — market size &amp; competitor analysis"/>
@@ -6022,7 +6022,7 @@
           <w:noProof/>
         </w:rPr>
         <w:drawing>
-          <wp:inline distT="0" distB="0" distL="0" distR="0" wp14:anchorId="4A974826" wp14:editId="28B7A855">
+          <wp:inline distT="0" distB="0" distL="0" distR="0" wp14:anchorId="486D98B4" wp14:editId="2F880636">
             <wp:extent cx="5334000" cy="2575960"/>
             <wp:effectExtent l="0" t="0" r="0" b="0"/>
             <wp:docPr id="75" name="Picture" descr="Results — competitor detail comparison"/>
@@ -6077,7 +6077,7 @@
         <w:pStyle w:val="2"/>
       </w:pPr>
       <w:bookmarkStart w:id="50" w:name="pricing-tab"/>
-      <w:bookmarkStart w:id="51" w:name="_Toc232726381"/>
+      <w:bookmarkStart w:id="51" w:name="_Toc232782525"/>
       <w:bookmarkEnd w:id="48"/>
       <w:r>
         <w:t>6.3 Pricing Tab</w:t>
@@ -6112,7 +6112,7 @@
         </w:rPr>
         <w:lastRenderedPageBreak/>
         <w:drawing>
-          <wp:inline distT="0" distB="0" distL="0" distR="0" wp14:anchorId="28C18625" wp14:editId="2343F4F0">
+          <wp:inline distT="0" distB="0" distL="0" distR="0" wp14:anchorId="106310C6" wp14:editId="43873686">
             <wp:extent cx="5334000" cy="2617968"/>
             <wp:effectExtent l="0" t="0" r="0" b="0"/>
             <wp:docPr id="79" name="Picture" descr="Results — price optimization"/>
@@ -6167,7 +6167,7 @@
         <w:pStyle w:val="2"/>
       </w:pPr>
       <w:bookmarkStart w:id="52" w:name="decision-tab"/>
-      <w:bookmarkStart w:id="53" w:name="_Toc232726382"/>
+      <w:bookmarkStart w:id="53" w:name="_Toc232782526"/>
       <w:bookmarkEnd w:id="50"/>
       <w:r>
         <w:t>6.4 Decision Tab</w:t>
@@ -6221,7 +6221,7 @@
           <w:noProof/>
         </w:rPr>
         <w:drawing>
-          <wp:inline distT="0" distB="0" distL="0" distR="0" wp14:anchorId="01185736" wp14:editId="1DD652B0">
+          <wp:inline distT="0" distB="0" distL="0" distR="0" wp14:anchorId="35438E2B" wp14:editId="7BB1D924">
             <wp:extent cx="5334000" cy="2606952"/>
             <wp:effectExtent l="0" t="0" r="0" b="0"/>
             <wp:docPr id="83" name="Picture" descr="Results — investment required + ROI"/>
@@ -6276,7 +6276,7 @@
         <w:pStyle w:val="2"/>
       </w:pPr>
       <w:bookmarkStart w:id="54" w:name="risk-tab"/>
-      <w:bookmarkStart w:id="55" w:name="_Toc232726383"/>
+      <w:bookmarkStart w:id="55" w:name="_Toc232782527"/>
       <w:bookmarkEnd w:id="52"/>
       <w:r>
         <w:t>6.5 Risk Tab</w:t>
@@ -6301,7 +6301,7 @@
         </w:rPr>
         <w:lastRenderedPageBreak/>
         <w:drawing>
-          <wp:inline distT="0" distB="0" distL="0" distR="0" wp14:anchorId="422EF9E3" wp14:editId="1F35578A">
+          <wp:inline distT="0" distB="0" distL="0" distR="0" wp14:anchorId="70E42BE4" wp14:editId="7C74C6BB">
             <wp:extent cx="5334000" cy="2566692"/>
             <wp:effectExtent l="0" t="0" r="0" b="0"/>
             <wp:docPr id="87" name="Picture" descr="Results — risk analysis"/>
@@ -6356,7 +6356,7 @@
         <w:pStyle w:val="2"/>
       </w:pPr>
       <w:bookmarkStart w:id="56" w:name="actions-tab"/>
-      <w:bookmarkStart w:id="57" w:name="_Toc232726384"/>
+      <w:bookmarkStart w:id="57" w:name="_Toc232782528"/>
       <w:bookmarkEnd w:id="54"/>
       <w:r>
         <w:t>6.6 Actions Tab</w:t>
@@ -6400,7 +6400,7 @@
           <w:noProof/>
         </w:rPr>
         <w:drawing>
-          <wp:inline distT="0" distB="0" distL="0" distR="0" wp14:anchorId="5C6C11A9" wp14:editId="38EE7A01">
+          <wp:inline distT="0" distB="0" distL="0" distR="0" wp14:anchorId="26F8EC58" wp14:editId="368FC1EA">
             <wp:extent cx="5334000" cy="2566054"/>
             <wp:effectExtent l="0" t="0" r="0" b="0"/>
             <wp:docPr id="91" name="Picture" descr="Results — recommended action priority matrix"/>
@@ -6455,7 +6455,7 @@
         <w:pStyle w:val="2"/>
       </w:pPr>
       <w:bookmarkStart w:id="58" w:name="beta-feedback"/>
-      <w:bookmarkStart w:id="59" w:name="_Toc232726385"/>
+      <w:bookmarkStart w:id="59" w:name="_Toc232782529"/>
       <w:bookmarkEnd w:id="56"/>
       <w:r>
         <w:t>6.7 Beta Feedback</w:t>
@@ -6488,7 +6488,7 @@
         <w:pStyle w:val="1"/>
       </w:pPr>
       <w:bookmarkStart w:id="60" w:name="asking-a-persona"/>
-      <w:bookmarkStart w:id="61" w:name="_Toc232726386"/>
+      <w:bookmarkStart w:id="61" w:name="_Toc232782530"/>
       <w:bookmarkEnd w:id="44"/>
       <w:bookmarkEnd w:id="58"/>
       <w:r>
@@ -6524,7 +6524,7 @@
           <w:noProof/>
         </w:rPr>
         <w:drawing>
-          <wp:inline distT="0" distB="0" distL="0" distR="0" wp14:anchorId="2FCB4AA3" wp14:editId="24FB13A0">
+          <wp:inline distT="0" distB="0" distL="0" distR="0" wp14:anchorId="440EEE99" wp14:editId="0BE42D17">
             <wp:extent cx="5334000" cy="2295120"/>
             <wp:effectExtent l="0" t="0" r="0" b="0"/>
             <wp:docPr id="97" name="Picture" descr="Persona Q&amp;A"/>
@@ -6579,7 +6579,7 @@
         <w:pStyle w:val="1"/>
       </w:pPr>
       <w:bookmarkStart w:id="62" w:name="pdf-reports"/>
-      <w:bookmarkStart w:id="63" w:name="_Toc232726387"/>
+      <w:bookmarkStart w:id="63" w:name="_Toc232782531"/>
       <w:bookmarkEnd w:id="60"/>
       <w:r>
         <w:t>8. PDF Reports</w:t>
@@ -6803,7 +6803,7 @@
         </w:rPr>
         <w:lastRenderedPageBreak/>
         <w:drawing>
-          <wp:inline distT="0" distB="0" distL="0" distR="0" wp14:anchorId="4F2CB4BF" wp14:editId="011ED224">
+          <wp:inline distT="0" distB="0" distL="0" distR="0" wp14:anchorId="4BA28619" wp14:editId="34FF5682">
             <wp:extent cx="5334000" cy="3774404"/>
             <wp:effectExtent l="0" t="0" r="0" b="0"/>
             <wp:docPr id="101" name="Picture" descr="PDF report — consensus opinion"/>
@@ -6863,7 +6863,7 @@
         </w:rPr>
         <w:lastRenderedPageBreak/>
         <w:drawing>
-          <wp:inline distT="0" distB="0" distL="0" distR="0" wp14:anchorId="16705EE3" wp14:editId="6FF4D998">
+          <wp:inline distT="0" distB="0" distL="0" distR="0" wp14:anchorId="42A68282" wp14:editId="08E9816F">
             <wp:extent cx="5334000" cy="3795435"/>
             <wp:effectExtent l="0" t="0" r="0" b="0"/>
             <wp:docPr id="104" name="Picture" descr="PDF report — GTM strategy / 30·60·90-day timeline"/>
@@ -6918,7 +6918,7 @@
         <w:pStyle w:val="1"/>
       </w:pPr>
       <w:bookmarkStart w:id="64" w:name="settings"/>
-      <w:bookmarkStart w:id="65" w:name="_Toc232726388"/>
+      <w:bookmarkStart w:id="65" w:name="_Toc232782532"/>
       <w:bookmarkEnd w:id="62"/>
       <w:r>
         <w:t>9. Settings</w:t>
@@ -7109,7 +7109,7 @@
         </w:rPr>
         <w:lastRenderedPageBreak/>
         <w:drawing>
-          <wp:inline distT="0" distB="0" distL="0" distR="0" wp14:anchorId="1F4C8B3A" wp14:editId="5685FA9F">
+          <wp:inline distT="0" distB="0" distL="0" distR="0" wp14:anchorId="01172864" wp14:editId="7075261E">
             <wp:extent cx="5334000" cy="2626749"/>
             <wp:effectExtent l="0" t="0" r="0" b="0"/>
             <wp:docPr id="108" name="Picture" descr="Settings"/>
@@ -7164,7 +7164,7 @@
         <w:pStyle w:val="1"/>
       </w:pPr>
       <w:bookmarkStart w:id="66" w:name="frequently-asked-questions-faq"/>
-      <w:bookmarkStart w:id="67" w:name="_Toc232726389"/>
+      <w:bookmarkStart w:id="67" w:name="_Toc232782533"/>
       <w:bookmarkEnd w:id="64"/>
       <w:r>
         <w:t>10. Frequently Asked Questions (FAQ)</w:t>
@@ -7183,7 +7183,7 @@
         <w:t>Q. How long do results take?</w:t>
       </w:r>
       <w:r>
-        <w:t xml:space="preserve"> The sample demo takes 2–3 minutes; a real product validation usually a few minutes. Results are kept even if you close the screen.</w:t>
+        <w:t xml:space="preserve"> The sample demo takes 2–3 minutes; a real product validation usually 5-6 minutes. Results are kept even if you close the screen.</w:t>
       </w:r>
     </w:p>
     <w:p>
@@ -7251,7 +7251,7 @@
         <w:pStyle w:val="1"/>
       </w:pPr>
       <w:bookmarkStart w:id="68" w:name="troubleshooting"/>
-      <w:bookmarkStart w:id="69" w:name="_Toc232726390"/>
+      <w:bookmarkStart w:id="69" w:name="_Toc232782534"/>
       <w:bookmarkEnd w:id="66"/>
       <w:r>
         <w:t>11. Troubleshooting</w:t>
@@ -7454,7 +7454,7 @@
         <w:pStyle w:val="1"/>
       </w:pPr>
       <w:bookmarkStart w:id="70" w:name="glossary"/>
-      <w:bookmarkStart w:id="71" w:name="_Toc232726391"/>
+      <w:bookmarkStart w:id="71" w:name="_Toc232782535"/>
       <w:bookmarkEnd w:id="68"/>
       <w:r>
         <w:t>12. Glossary</w:t>
@@ -7818,7 +7818,7 @@
         <w:pStyle w:val="1"/>
       </w:pPr>
       <w:bookmarkStart w:id="72" w:name="support-contact"/>
-      <w:bookmarkStart w:id="73" w:name="_Toc232726392"/>
+      <w:bookmarkStart w:id="73" w:name="_Toc232782536"/>
       <w:bookmarkEnd w:id="70"/>
       <w:r>
         <w:t>13. Support &amp; Contact</w:t>
@@ -8118,7 +8118,7 @@
   <w:abstractNum w:abstractNumId="0" w15:restartNumberingAfterBreak="0">
     <w:nsid w:val="0000A990"/>
     <w:multiLevelType w:val="multilevel"/>
-    <w:tmpl w:val="3E78005E"/>
+    <w:tmpl w:val="041C0E86"/>
     <w:lvl w:ilvl="0">
       <w:numFmt w:val="bullet"/>
       <w:lvlText w:val=" "/>
@@ -8195,7 +8195,7 @@
   <w:abstractNum w:abstractNumId="1" w15:restartNumberingAfterBreak="0">
     <w:nsid w:val="0000A991"/>
     <w:multiLevelType w:val="multilevel"/>
-    <w:tmpl w:val="268ABF3C"/>
+    <w:tmpl w:val="B6ECFA08"/>
     <w:lvl w:ilvl="0">
       <w:numFmt w:val="bullet"/>
       <w:lvlText w:val=""/>
@@ -8299,7 +8299,7 @@
   <w:abstractNum w:abstractNumId="2" w15:restartNumberingAfterBreak="0">
     <w:nsid w:val="00A99411"/>
     <w:multiLevelType w:val="multilevel"/>
-    <w:tmpl w:val="5A4696A4"/>
+    <w:tmpl w:val="67F6E1F8"/>
     <w:lvl w:ilvl="0">
       <w:start w:val="1"/>
       <w:numFmt w:val="decimal"/>
@@ -8382,16 +8382,16 @@
       </w:pPr>
     </w:lvl>
   </w:abstractNum>
-  <w:num w:numId="1" w16cid:durableId="1848053996">
+  <w:num w:numId="1" w16cid:durableId="465586246">
     <w:abstractNumId w:val="0"/>
   </w:num>
-  <w:num w:numId="2" w16cid:durableId="1481539271">
+  <w:num w:numId="2" w16cid:durableId="1670477649">
     <w:abstractNumId w:val="1"/>
   </w:num>
-  <w:num w:numId="3" w16cid:durableId="1877740554">
+  <w:num w:numId="3" w16cid:durableId="1956477907">
     <w:abstractNumId w:val="1"/>
   </w:num>
-  <w:num w:numId="4" w16cid:durableId="314382466">
+  <w:num w:numId="4" w16cid:durableId="1024285294">
     <w:abstractNumId w:val="2"/>
     <w:lvlOverride w:ilvl="0">
       <w:startOverride w:val="1"/>
@@ -8421,10 +8421,10 @@
       <w:startOverride w:val="1"/>
     </w:lvlOverride>
   </w:num>
-  <w:num w:numId="5" w16cid:durableId="1099447258">
+  <w:num w:numId="5" w16cid:durableId="845293893">
     <w:abstractNumId w:val="1"/>
   </w:num>
-  <w:num w:numId="6" w16cid:durableId="1986427358">
+  <w:num w:numId="6" w16cid:durableId="1541238798">
     <w:abstractNumId w:val="2"/>
     <w:lvlOverride w:ilvl="0">
       <w:startOverride w:val="1"/>
@@ -8454,16 +8454,16 @@
       <w:startOverride w:val="1"/>
     </w:lvlOverride>
   </w:num>
-  <w:num w:numId="7" w16cid:durableId="699162791">
+  <w:num w:numId="7" w16cid:durableId="40710713">
     <w:abstractNumId w:val="1"/>
   </w:num>
-  <w:num w:numId="8" w16cid:durableId="74741114">
+  <w:num w:numId="8" w16cid:durableId="803548186">
     <w:abstractNumId w:val="1"/>
   </w:num>
-  <w:num w:numId="9" w16cid:durableId="1724282665">
+  <w:num w:numId="9" w16cid:durableId="1002510517">
     <w:abstractNumId w:val="1"/>
   </w:num>
-  <w:num w:numId="10" w16cid:durableId="786587305">
+  <w:num w:numId="10" w16cid:durableId="1148859691">
     <w:abstractNumId w:val="1"/>
   </w:num>
 </w:numbering>
@@ -9685,7 +9685,7 @@
     <w:name w:val="header"/>
     <w:basedOn w:val="a"/>
     <w:link w:val="Char2"/>
-    <w:rsid w:val="004655D9"/>
+    <w:rsid w:val="0030565F"/>
     <w:pPr>
       <w:tabs>
         <w:tab w:val="center" w:pos="4513"/>
@@ -9698,13 +9698,13 @@
     <w:name w:val="머리글 Char"/>
     <w:basedOn w:val="a1"/>
     <w:link w:val="ad"/>
-    <w:rsid w:val="004655D9"/>
+    <w:rsid w:val="0030565F"/>
   </w:style>
   <w:style w:type="paragraph" w:styleId="ae">
     <w:name w:val="footer"/>
     <w:basedOn w:val="a"/>
     <w:link w:val="Char3"/>
-    <w:rsid w:val="004655D9"/>
+    <w:rsid w:val="0030565F"/>
     <w:pPr>
       <w:tabs>
         <w:tab w:val="center" w:pos="4513"/>
@@ -9717,7 +9717,7 @@
     <w:name w:val="바닥글 Char"/>
     <w:basedOn w:val="a1"/>
     <w:link w:val="ae"/>
-    <w:rsid w:val="004655D9"/>
+    <w:rsid w:val="0030565F"/>
   </w:style>
   <w:style w:type="paragraph" w:styleId="10">
     <w:name w:val="toc 1"/>
@@ -9725,7 +9725,7 @@
     <w:next w:val="a"/>
     <w:autoRedefine/>
     <w:uiPriority w:val="39"/>
-    <w:rsid w:val="004655D9"/>
+    <w:rsid w:val="0030565F"/>
   </w:style>
   <w:style w:type="paragraph" w:styleId="20">
     <w:name w:val="toc 2"/>
@@ -9733,7 +9733,7 @@
     <w:next w:val="a"/>
     <w:autoRedefine/>
     <w:uiPriority w:val="39"/>
-    <w:rsid w:val="004655D9"/>
+    <w:rsid w:val="0030565F"/>
     <w:pPr>
       <w:ind w:leftChars="200" w:left="425"/>
     </w:pPr>
@@ -9741,7 +9741,7 @@
   <w:style w:type="character" w:styleId="af">
     <w:name w:val="page number"/>
     <w:basedOn w:val="a1"/>
-    <w:rsid w:val="004655D9"/>
+    <w:rsid w:val="0030565F"/>
   </w:style>
 </w:styles>
 </file>
